--- a/Report/Project Report.docx
+++ b/Report/Project Report.docx
@@ -15,14 +15,7 @@
           <w:sz w:val="44"/>
           <w:szCs w:val="44"/>
         </w:rPr>
-        <w:t xml:space="preserve">Project Report: </w:t>
-      </w:r>
-      <w:r>
-        <w:rPr>
-          <w:sz w:val="44"/>
-          <w:szCs w:val="44"/>
-        </w:rPr>
-        <w:t>Markdown to Portfolio</w:t>
+        <w:t>Project Report: Markdown to Portfolio</w:t>
       </w:r>
     </w:p>
     <w:p>
@@ -68,27 +61,20 @@
           <w:sz w:val="28"/>
           <w:szCs w:val="28"/>
         </w:rPr>
-        <w:t>P</w:t>
+        <w:t>Portify</w:t>
       </w:r>
       <w:r>
         <w:rPr>
           <w:sz w:val="28"/>
           <w:szCs w:val="28"/>
         </w:rPr>
-        <w:t>ortify</w:t>
+        <w:t xml:space="preserve"> -</w:t>
       </w:r>
       <w:r>
         <w:rPr>
           <w:sz w:val="28"/>
           <w:szCs w:val="28"/>
         </w:rPr>
-        <w:t xml:space="preserve"> -</w:t>
-      </w:r>
-      <w:r>
-        <w:rPr>
-          <w:sz w:val="28"/>
-          <w:szCs w:val="28"/>
-        </w:rPr>
         <w:t xml:space="preserve"> A Markdown-to-Portfolio Generator Engine</w:t>
       </w:r>
     </w:p>
@@ -294,19 +280,7 @@
     </w:p>
     <w:p>
       <w:r>
-        <w:t xml:space="preserve">As Computer Science students, we frequently need to update our portfolios with new projects. Manually writing HTML/CSS for every update is time-consuming and prone to styling errors. We wanted to create a tool where a developer only needs to update a simple text file, and the entire website </w:t>
-      </w:r>
-      <w:r>
-        <w:t xml:space="preserve">structure, </w:t>
-      </w:r>
-      <w:r>
-        <w:t>including navigation, project grids, and contact section</w:t>
-      </w:r>
-      <w:r>
-        <w:t xml:space="preserve">s, </w:t>
-      </w:r>
-      <w:r>
-        <w:t>updates automatically.</w:t>
+        <w:t>As Computer Science students, we frequently need to update our portfolios with new projects. Manually writing HTML/CSS for every update is time-consuming and prone to styling errors. We wanted to create a tool where a developer only needs to update a simple text file, and the entire website structure, including navigation, project grids, and contact sections, updates automatically.</w:t>
       </w:r>
     </w:p>
     <w:p>
@@ -445,13 +419,7 @@
     </w:p>
     <w:p>
       <w:r>
-        <w:t xml:space="preserve">Web browsers operate in a "security sandbox," meaning they cannot natively execute C++ programs or write files to a user’s hard drive. Most Markdown editors solve this using purely JavaScript, which bypasses the power of </w:t>
-      </w:r>
-      <w:r>
-        <w:t>system</w:t>
-      </w:r>
-      <w:r>
-        <w:t xml:space="preserve">-level programming. Our challenge was to </w:t>
+        <w:t xml:space="preserve">Web browsers operate in a "security sandbox," meaning they cannot natively execute C++ programs or write files to a user’s hard drive. Most Markdown editors solve this using purely JavaScript, which bypasses the power of system-level programming. Our challenge was to </w:t>
       </w:r>
       <w:r>
         <w:lastRenderedPageBreak/>
@@ -699,15 +667,7 @@
         <w:t>String Manipulation:</w:t>
       </w:r>
       <w:r>
-        <w:t xml:space="preserve"> Custom parsing logic using </w:t>
-      </w:r>
-      <w:proofErr w:type="gramStart"/>
-      <w:r>
-        <w:t>std::</w:t>
-      </w:r>
-      <w:proofErr w:type="gramEnd"/>
-      <w:r>
-        <w:t>string functions to locate, extract, and clean data within specific markdown markers.</w:t>
+        <w:t xml:space="preserve"> Custom parsing logic using std::string functions to locate, extract, and clean data within specific markdown markers.</w:t>
       </w:r>
     </w:p>
     <w:p>
@@ -770,13 +730,7 @@
         <w:t>State-Aware UI:</w:t>
       </w:r>
       <w:r>
-        <w:t xml:space="preserve"> A "Run" button for local previewing and a "Generate" button that pops </w:t>
-      </w:r>
-      <w:r>
-        <w:t>the result</w:t>
-      </w:r>
-      <w:r>
-        <w:t xml:space="preserve"> into a full-screen browser tab.</w:t>
+        <w:t xml:space="preserve"> A "Run" button for local previewing and a "Generate" button that pops the result into a full-screen browser tab.</w:t>
       </w:r>
     </w:p>
     <w:p>
@@ -830,6 +784,11 @@
       </w:r>
     </w:p>
     <w:p>
+      <w:r>
+        <w:t>Flow Diagram of the engine:</w:t>
+      </w:r>
+    </w:p>
+    <w:p>
       <w:pPr>
         <w:jc w:val="center"/>
       </w:pPr>
@@ -838,7 +797,7 @@
           <w:noProof/>
         </w:rPr>
         <w:drawing>
-          <wp:inline distT="0" distB="0" distL="0" distR="0" wp14:anchorId="7913C2E7" wp14:editId="59D8AB0B">
+          <wp:inline distT="0" distB="0" distL="0" distR="0" wp14:anchorId="7913C2E7" wp14:editId="003E8401">
             <wp:extent cx="2604977" cy="4251003"/>
             <wp:effectExtent l="0" t="0" r="5080" b="0"/>
             <wp:docPr id="1075472831" name="Picture 1"/>
@@ -892,12 +851,18 @@
         </w:drawing>
       </w:r>
     </w:p>
+    <w:p/>
+    <w:p>
+      <w:r>
+        <w:lastRenderedPageBreak/>
+        <w:t>Flow Diagram of C++ Program</w:t>
+      </w:r>
+    </w:p>
     <w:p>
       <w:r>
         <w:rPr>
           <w:noProof/>
         </w:rPr>
-        <w:lastRenderedPageBreak/>
         <w:drawing>
           <wp:inline distT="0" distB="0" distL="0" distR="0" wp14:anchorId="538DE845" wp14:editId="6295374B">
             <wp:extent cx="5943600" cy="6241774"/>
@@ -3487,6 +3452,7 @@
   <w:style w:type="character" w:default="1" w:styleId="DefaultParagraphFont">
     <w:name w:val="Default Paragraph Font"/>
     <w:uiPriority w:val="1"/>
+    <w:semiHidden/>
     <w:unhideWhenUsed/>
   </w:style>
   <w:style w:type="table" w:default="1" w:styleId="TableNormal">
@@ -3675,6 +3641,7 @@
       <w:numPr>
         <w:ilvl w:val="1"/>
       </w:numPr>
+      <w:ind w:left="360"/>
     </w:pPr>
     <w:rPr>
       <w:rFonts w:eastAsiaTheme="majorEastAsia" w:cstheme="majorBidi"/>

--- a/Report/Project Report.docx
+++ b/Report/Project Report.docx
@@ -628,10 +628,10 @@
           <w:b/>
           <w:bCs/>
         </w:rPr>
-        <w:t>File I/O:</w:t>
-      </w:r>
-      <w:r>
-        <w:t xml:space="preserve"> Extensive use of &lt;fstream&gt; to bridge the gap between memory and disk storage.</w:t>
+        <w:t xml:space="preserve">Polymorphism: </w:t>
+      </w:r>
+      <w:r>
+        <w:t>A single pointer of ‘Portfolio’ type pointing to an array containing the dynamically created objects of the sub-classes, hence enforcing late binding or runtime binding.</w:t>
       </w:r>
     </w:p>
     <w:p>
@@ -646,10 +646,10 @@
           <w:b/>
           <w:bCs/>
         </w:rPr>
-        <w:t>Exception Handling:</w:t>
-      </w:r>
-      <w:r>
-        <w:t xml:space="preserve"> Implementing a centralized error-trapping system where the C++ engine communicates "disturbed structure" errors back to the UI via system exit codes.</w:t>
+        <w:t>File I/O:</w:t>
+      </w:r>
+      <w:r>
+        <w:t xml:space="preserve"> Extensive use of &lt;fstream&gt; to bridge the gap between memory and disk storage.</w:t>
       </w:r>
     </w:p>
     <w:p>
@@ -664,6 +664,24 @@
           <w:b/>
           <w:bCs/>
         </w:rPr>
+        <w:t>Exception Handling:</w:t>
+      </w:r>
+      <w:r>
+        <w:t xml:space="preserve"> Implementing a centralized error-trapping system where the C++ engine communicates "disturbed structure" errors back to the UI via system exit codes.</w:t>
+      </w:r>
+    </w:p>
+    <w:p>
+      <w:pPr>
+        <w:numPr>
+          <w:ilvl w:val="0"/>
+          <w:numId w:val="6"/>
+        </w:numPr>
+      </w:pPr>
+      <w:r>
+        <w:rPr>
+          <w:b/>
+          <w:bCs/>
+        </w:rPr>
         <w:t>String Manipulation:</w:t>
       </w:r>
       <w:r>
@@ -675,6 +693,7 @@
         <w:pStyle w:val="Heading1"/>
       </w:pPr>
       <w:r>
+        <w:lastRenderedPageBreak/>
         <w:t>List of Features</w:t>
       </w:r>
     </w:p>
@@ -690,7 +709,6 @@
           <w:b/>
           <w:bCs/>
         </w:rPr>
-        <w:lastRenderedPageBreak/>
         <w:t>Dual-Pane Workspace:</w:t>
       </w:r>
       <w:r>
@@ -797,7 +815,7 @@
           <w:noProof/>
         </w:rPr>
         <w:drawing>
-          <wp:inline distT="0" distB="0" distL="0" distR="0" wp14:anchorId="7913C2E7" wp14:editId="003E8401">
+          <wp:inline distT="0" distB="0" distL="0" distR="0" wp14:anchorId="7913C2E7" wp14:editId="032E913D">
             <wp:extent cx="2604977" cy="4251003"/>
             <wp:effectExtent l="0" t="0" r="5080" b="0"/>
             <wp:docPr id="1075472831" name="Picture 1"/>
@@ -854,7 +872,6 @@
     <w:p/>
     <w:p>
       <w:r>
-        <w:lastRenderedPageBreak/>
         <w:t>Flow Diagram of C++ Program</w:t>
       </w:r>
     </w:p>
@@ -1001,6 +1018,7 @@
           <w:b/>
           <w:bCs/>
         </w:rPr>
+        <w:lastRenderedPageBreak/>
         <w:t>Backend Logic:</w:t>
       </w:r>
       <w:r>
@@ -1032,7 +1050,6 @@
           <w:b/>
           <w:bCs/>
         </w:rPr>
-        <w:lastRenderedPageBreak/>
         <w:t>Project Management:</w:t>
       </w:r>
       <w:r>
@@ -1138,20 +1155,10 @@
           <w:b/>
           <w:bCs/>
         </w:rPr>
-        <w:t>Quality Assurance:</w:t>
-      </w:r>
-      <w:r>
-        <w:t> Implemented comprehensive </w:t>
-      </w:r>
-      <w:r>
-        <w:rPr>
-          <w:b/>
-          <w:bCs/>
-        </w:rPr>
-        <w:t>error handling</w:t>
-      </w:r>
-      <w:r>
-        <w:t> within the OOP framework.</w:t>
+        <w:t xml:space="preserve">Backend Logic: </w:t>
+      </w:r>
+      <w:r>
+        <w:t>Handled the dynamic polymorphism and completed the ‘Projects’ class.</w:t>
       </w:r>
     </w:p>
     <w:p>
